--- a/public/template/base.docx
+++ b/public/template/base.docx
@@ -118,47 +118,7 @@
                 <w:kern w:val="0"/>
                 <w:szCs w:val="21"/>
               </w:rPr>
-              <w:t>202</w:t>
-            </w:r>
-            <w:r>
-              <w:rPr>
-                <w:rFonts w:eastAsia="ＭＳ Ｐゴシック" w:cs="ＭＳ Ｐゴシック" w:hint="eastAsia"/>
-                <w:kern w:val="0"/>
-                <w:szCs w:val="21"/>
-              </w:rPr>
-              <w:t>6</w:t>
-            </w:r>
-            <w:r>
-              <w:rPr>
-                <w:rFonts w:eastAsia="ＭＳ Ｐゴシック" w:cs="ＭＳ Ｐゴシック"/>
-                <w:kern w:val="0"/>
-                <w:szCs w:val="21"/>
-              </w:rPr>
-              <w:t>/0</w:t>
-            </w:r>
-            <w:r>
-              <w:rPr>
-                <w:rFonts w:eastAsia="ＭＳ Ｐゴシック" w:cs="ＭＳ Ｐゴシック" w:hint="eastAsia"/>
-                <w:kern w:val="0"/>
-                <w:szCs w:val="21"/>
-              </w:rPr>
-              <w:t>5</w:t>
-            </w:r>
-            <w:r>
-              <w:rPr>
-                <w:rFonts w:eastAsia="ＭＳ Ｐゴシック" w:cs="ＭＳ Ｐゴシック"/>
-                <w:kern w:val="0"/>
-                <w:szCs w:val="21"/>
-              </w:rPr>
-              <w:t>/</w:t>
-            </w:r>
-            <w:r>
-              <w:rPr>
-                <w:rFonts w:eastAsia="ＭＳ Ｐゴシック" w:cs="ＭＳ Ｐゴシック" w:hint="eastAsia"/>
-                <w:kern w:val="0"/>
-                <w:szCs w:val="21"/>
-              </w:rPr>
-              <w:t>21</w:t>
+              <w:t>{{DATE}}</w:t>
             </w:r>
           </w:p>
         </w:tc>
@@ -233,7 +193,7 @@
                 <w:sz w:val="24"/>
                 <w:szCs w:val="24"/>
               </w:rPr>
-              <w:t>MONDIAL COSMOS</w:t>
+              <w:t>{{SHIP_NAME}}</w:t>
             </w:r>
           </w:p>
         </w:tc>
@@ -308,16 +268,7 @@
                 <w:sz w:val="20"/>
                 <w:szCs w:val="20"/>
               </w:rPr>
-              <w:t>9</w:t>
-            </w:r>
-            <w:r>
-              <w:rPr>
-                <w:rFonts w:eastAsia="ＭＳ Ｐゴシック" w:cs="ＭＳ Ｐゴシック"/>
-                <w:kern w:val="0"/>
-                <w:sz w:val="20"/>
-                <w:szCs w:val="20"/>
-              </w:rPr>
-              <w:t>801196</w:t>
+              <w:t>{{IMO}}</w:t>
             </w:r>
           </w:p>
         </w:tc>
@@ -388,16 +339,7 @@
                 <w:sz w:val="20"/>
                 <w:szCs w:val="20"/>
               </w:rPr>
-              <w:t>P</w:t>
-            </w:r>
-            <w:r>
-              <w:rPr>
-                <w:rFonts w:eastAsia="ＭＳ Ｐゴシック" w:cs="ＭＳ Ｐゴシック"/>
-                <w:kern w:val="0"/>
-                <w:sz w:val="20"/>
-                <w:szCs w:val="20"/>
-              </w:rPr>
-              <w:t>ANAMA</w:t>
+              <w:t>{{FLAG}}</w:t>
             </w:r>
           </w:p>
         </w:tc>
@@ -472,16 +414,7 @@
                 <w:sz w:val="20"/>
                 <w:szCs w:val="20"/>
               </w:rPr>
-              <w:t>201</w:t>
-            </w:r>
-            <w:r>
-              <w:rPr>
-                <w:rFonts w:eastAsia="ＭＳ Ｐゴシック" w:cs="ＭＳ Ｐゴシック"/>
-                <w:kern w:val="0"/>
-                <w:sz w:val="20"/>
-                <w:szCs w:val="20"/>
-              </w:rPr>
-              <w:t>5/11/20</w:t>
+              <w:t>{{KEEL_LAY}}</w:t>
             </w:r>
           </w:p>
         </w:tc>
@@ -552,34 +485,7 @@
                 <w:sz w:val="20"/>
                 <w:szCs w:val="20"/>
               </w:rPr>
-              <w:t>2</w:t>
-            </w:r>
-            <w:r>
-              <w:rPr>
-                <w:rFonts w:eastAsia="ＭＳ Ｐゴシック" w:cs="ＭＳ Ｐゴシック"/>
-                <w:kern w:val="0"/>
-                <w:sz w:val="20"/>
-                <w:szCs w:val="20"/>
-              </w:rPr>
-              <w:t>01</w:t>
-            </w:r>
-            <w:r>
-              <w:rPr>
-                <w:rFonts w:eastAsia="ＭＳ Ｐゴシック" w:cs="ＭＳ Ｐゴシック" w:hint="eastAsia"/>
-                <w:kern w:val="0"/>
-                <w:sz w:val="20"/>
-                <w:szCs w:val="20"/>
-              </w:rPr>
-              <w:t>7/</w:t>
-            </w:r>
-            <w:r>
-              <w:rPr>
-                <w:rFonts w:eastAsia="ＭＳ Ｐゴシック" w:cs="ＭＳ Ｐゴシック"/>
-                <w:kern w:val="0"/>
-                <w:sz w:val="20"/>
-                <w:szCs w:val="20"/>
-              </w:rPr>
-              <w:t>06/26</w:t>
+              <w:t>{{DELIVERY}}</w:t>
             </w:r>
           </w:p>
         </w:tc>
@@ -654,16 +560,7 @@
                 <w:sz w:val="20"/>
                 <w:szCs w:val="20"/>
               </w:rPr>
-              <w:t>43</w:t>
-            </w:r>
-            <w:r>
-              <w:rPr>
-                <w:rFonts w:eastAsia="ＭＳ Ｐゴシック" w:cs="ＭＳ Ｐゴシック"/>
-                <w:kern w:val="0"/>
-                <w:sz w:val="20"/>
-                <w:szCs w:val="20"/>
-              </w:rPr>
-              <w:t>,473</w:t>
+              <w:t>{{GROSS_TONNAGE}}</w:t>
             </w:r>
           </w:p>
         </w:tc>
@@ -734,7 +631,7 @@
                 <w:sz w:val="20"/>
                 <w:szCs w:val="20"/>
               </w:rPr>
-              <w:t>81,611</w:t>
+              <w:t>{{DEADWEIGHT}}</w:t>
             </w:r>
           </w:p>
         </w:tc>
@@ -809,16 +706,7 @@
                 <w:sz w:val="20"/>
                 <w:szCs w:val="20"/>
               </w:rPr>
-              <w:t>M</w:t>
-            </w:r>
-            <w:r>
-              <w:rPr>
-                <w:rFonts w:eastAsia="ＭＳ Ｐゴシック" w:cs="ＭＳ Ｐゴシック"/>
-                <w:kern w:val="0"/>
-                <w:sz w:val="20"/>
-                <w:szCs w:val="20"/>
-              </w:rPr>
-              <w:t>C SHIPPING LTD</w:t>
+              <w:t>{{OWNER}}</w:t>
             </w:r>
           </w:p>
         </w:tc>
@@ -889,7 +777,7 @@
                 <w:sz w:val="20"/>
                 <w:szCs w:val="20"/>
               </w:rPr>
-              <w:t>MLS</w:t>
+              <w:t>{{MANNING_COMPANY}}</w:t>
             </w:r>
           </w:p>
         </w:tc>
@@ -964,16 +852,7 @@
                 <w:sz w:val="20"/>
                 <w:szCs w:val="20"/>
               </w:rPr>
-              <w:t>P</w:t>
-            </w:r>
-            <w:r>
-              <w:rPr>
-                <w:rFonts w:eastAsia="ＭＳ Ｐゴシック" w:cs="ＭＳ Ｐゴシック"/>
-                <w:kern w:val="0"/>
-                <w:sz w:val="20"/>
-                <w:szCs w:val="20"/>
-              </w:rPr>
-              <w:t>HILIPPINES</w:t>
+              <w:t>{{CREW_NATIONALITY}}</w:t>
             </w:r>
           </w:p>
         </w:tc>
@@ -1044,7 +923,7 @@
                 <w:sz w:val="20"/>
                 <w:szCs w:val="20"/>
               </w:rPr>
-              <w:t>19</w:t>
+              <w:t>{{NUMBER_OF_CREW}}</w:t>
             </w:r>
           </w:p>
         </w:tc>
@@ -1120,61 +999,7 @@
                 <w:sz w:val="20"/>
                 <w:szCs w:val="20"/>
               </w:rPr>
-              <w:t>202</w:t>
-            </w:r>
-            <w:r>
-              <w:rPr>
-                <w:rFonts w:eastAsia="ＭＳ Ｐゴシック" w:cs="ＭＳ Ｐゴシック" w:hint="eastAsia"/>
-                <w:kern w:val="0"/>
-                <w:sz w:val="20"/>
-                <w:szCs w:val="20"/>
-              </w:rPr>
-              <w:t>6</w:t>
-            </w:r>
-            <w:r>
-              <w:rPr>
-                <w:rFonts w:eastAsia="ＭＳ Ｐゴシック" w:cs="ＭＳ Ｐゴシック"/>
-                <w:kern w:val="0"/>
-                <w:sz w:val="20"/>
-                <w:szCs w:val="20"/>
-              </w:rPr>
-              <w:t>/</w:t>
-            </w:r>
-            <w:r>
-              <w:rPr>
-                <w:rFonts w:eastAsia="ＭＳ Ｐゴシック" w:cs="ＭＳ Ｐゴシック"/>
-                <w:kern w:val="0"/>
-                <w:sz w:val="20"/>
-                <w:szCs w:val="20"/>
-              </w:rPr>
-              <w:t>0</w:t>
-            </w:r>
-            <w:r>
-              <w:rPr>
-                <w:rFonts w:eastAsia="ＭＳ Ｐゴシック" w:cs="ＭＳ Ｐゴシック" w:hint="eastAsia"/>
-                <w:kern w:val="0"/>
-                <w:sz w:val="20"/>
-                <w:szCs w:val="20"/>
-              </w:rPr>
-              <w:t>5</w:t>
-            </w:r>
-            <w:r>
-              <w:rPr>
-                <w:rFonts w:eastAsia="ＭＳ Ｐゴシック" w:cs="ＭＳ Ｐゴシック"/>
-                <w:kern w:val="0"/>
-                <w:sz w:val="20"/>
-                <w:szCs w:val="20"/>
-              </w:rPr>
-              <w:t>/1</w:t>
-            </w:r>
-            <w:r>
-              <w:rPr>
-                <w:rFonts w:eastAsia="ＭＳ Ｐゴシック" w:cs="ＭＳ Ｐゴシック" w:hint="eastAsia"/>
-                <w:kern w:val="0"/>
-                <w:sz w:val="20"/>
-                <w:szCs w:val="20"/>
-              </w:rPr>
-              <w:t>9-21</w:t>
+              <w:t>{{DATE_OF_INSPECTION}}</w:t>
             </w:r>
           </w:p>
         </w:tc>
@@ -1249,25 +1074,7 @@
                 <w:sz w:val="20"/>
                 <w:szCs w:val="20"/>
               </w:rPr>
-              <w:t>Longkou</w:t>
-            </w:r>
-            <w:r>
-              <w:rPr>
-                <w:rFonts w:eastAsia="ＭＳ Ｐゴシック" w:cs="ＭＳ Ｐゴシック"/>
-                <w:kern w:val="0"/>
-                <w:sz w:val="20"/>
-                <w:szCs w:val="20"/>
-              </w:rPr>
-              <w:t xml:space="preserve">, </w:t>
-            </w:r>
-            <w:r>
-              <w:rPr>
-                <w:rFonts w:eastAsia="ＭＳ Ｐゴシック" w:cs="ＭＳ Ｐゴシック" w:hint="eastAsia"/>
-                <w:kern w:val="0"/>
-                <w:sz w:val="20"/>
-                <w:szCs w:val="20"/>
-              </w:rPr>
-              <w:t>China</w:t>
+              <w:t>{{PORT_OF_INSPECTION}}</w:t>
             </w:r>
           </w:p>
         </w:tc>
@@ -1338,22 +1145,7 @@
                 <w:sz w:val="20"/>
                 <w:szCs w:val="20"/>
               </w:rPr>
-              <w:t>K</w:t>
-            </w:r>
-            <w:r>
-              <w:rPr>
-                <w:rFonts w:eastAsia="ＭＳ Ｐゴシック" w:cs="ＭＳ Ｐゴシック" w:hint="eastAsia"/>
-                <w:kern w:val="0"/>
-                <w:sz w:val="20"/>
-                <w:szCs w:val="20"/>
-              </w:rPr>
-              <w:t xml:space="preserve">. Doi/ Lee </w:t>
-            </w:r>
-            <w:r>
-              <w:rPr>
-                <w:rFonts w:hint="eastAsia"/>
-              </w:rPr>
-              <w:t>Deokjun</w:t>
+              <w:t>{{INSPECTOR}}</w:t>
             </w:r>
           </w:p>
         </w:tc>
@@ -1455,34 +1247,7 @@
                 <w:sz w:val="20"/>
                 <w:szCs w:val="20"/>
               </w:rPr>
-              <w:t>2</w:t>
-            </w:r>
-            <w:r>
-              <w:rPr>
-                <w:rFonts w:eastAsia="ＭＳ Ｐゴシック" w:cs="ＭＳ Ｐゴシック"/>
-                <w:kern w:val="0"/>
-                <w:sz w:val="20"/>
-                <w:szCs w:val="20"/>
-              </w:rPr>
-              <w:t>02</w:t>
-            </w:r>
-            <w:r>
-              <w:rPr>
-                <w:rFonts w:eastAsia="ＭＳ Ｐゴシック" w:cs="ＭＳ Ｐゴシック"/>
-                <w:kern w:val="0"/>
-                <w:sz w:val="20"/>
-                <w:szCs w:val="20"/>
-              </w:rPr>
-              <w:t>3/0</w:t>
-            </w:r>
-            <w:r>
-              <w:rPr>
-                <w:rFonts w:eastAsia="ＭＳ Ｐゴシック" w:cs="ＭＳ Ｐゴシック"/>
-                <w:kern w:val="0"/>
-                <w:sz w:val="20"/>
-                <w:szCs w:val="20"/>
-              </w:rPr>
-              <w:t>4/18</w:t>
+              <w:t>{{DUE_DATE}}</w:t>
             </w:r>
           </w:p>
         </w:tc>
@@ -1546,6 +1311,9 @@
                 <w:szCs w:val="20"/>
               </w:rPr>
             </w:pPr>
+            <w:r>
+              <w:t>{{DATE_OF_RECTIFIED}}</w:t>
+            </w:r>
           </w:p>
         </w:tc>
       </w:tr>
@@ -1616,7 +1384,7 @@
               <w:rPr>
                 <w:rFonts w:hint="eastAsia"/>
               </w:rPr>
-              <w:t>Jonel B Pescador</w:t>
+              <w:t>{{MASTER}}</w:t>
             </w:r>
           </w:p>
         </w:tc>
@@ -1691,18 +1459,9 @@
                 <w:sz w:val="20"/>
                 <w:szCs w:val="20"/>
               </w:rPr>
-              <w:t xml:space="preserve">Rano Carlos Jr </w:t>
+              <w:t>{{CHIEF_OFFICER}}</w:t>
             </w:r>
             <w:proofErr w:type="spellStart"/>
-            <w:r>
-              <w:rPr>
-                <w:rFonts w:eastAsia="ＭＳ Ｐゴシック" w:cs="ＭＳ Ｐゴシック" w:hint="eastAsia"/>
-                <w:kern w:val="0"/>
-                <w:sz w:val="20"/>
-                <w:szCs w:val="20"/>
-              </w:rPr>
-              <w:t>Resentes</w:t>
-            </w:r>
             <w:proofErr w:type="spellEnd"/>
           </w:p>
         </w:tc>
@@ -1770,7 +1529,7 @@
               <w:rPr>
                 <w:rFonts w:hint="eastAsia"/>
               </w:rPr>
-              <w:t>Bernard S Tan</w:t>
+              <w:t>{{CHIEF_ENGINEER}}</w:t>
             </w:r>
           </w:p>
         </w:tc>
